--- a/ipec2026_AdrianKeil.docx
+++ b/ipec2026_AdrianKeil.docx
@@ -239,14 +239,7 @@
           <w:rFonts w:ascii="Times New Roman" w:hAnsi="Times New Roman" w:cs="Times New Roman"/>
           <w:lang w:val="en-US"/>
         </w:rPr>
-        <w:t xml:space="preserve"> and its performance has a direct impact on system-level efficiency, thermal design, and overall build volume [1].</w:t>
-      </w:r>
-      <w:r>
-        <w:rPr>
-          <w:rFonts w:ascii="Times New Roman" w:hAnsi="Times New Roman" w:cs="Times New Roman"/>
-          <w:lang w:val="en-US"/>
-        </w:rPr>
-        <w:t xml:space="preserve"> With the rise of Gallium Nitride (</w:t>
+        <w:t xml:space="preserve"> and its performance has a direct impact on system-level efficiency, thermal design, and overall build volume [1]. With the rise of Gallium Nitride (</w:t>
       </w:r>
       <w:proofErr w:type="spellStart"/>
       <w:r>
@@ -278,14 +271,7 @@
           <w:rFonts w:ascii="Times New Roman" w:hAnsi="Times New Roman" w:cs="Times New Roman"/>
           <w:lang w:val="en-US"/>
         </w:rPr>
-        <w:t xml:space="preserve"> but the design of compact and efficient planar inductors is challenging due to the missing possibility for interleavin</w:t>
-      </w:r>
-      <w:r>
-        <w:rPr>
-          <w:rFonts w:ascii="Times New Roman" w:hAnsi="Times New Roman" w:cs="Times New Roman"/>
-          <w:lang w:val="en-US"/>
-        </w:rPr>
-        <w:t>g, the fringing effect of the air gap, and the DC</w:t>
+        <w:t xml:space="preserve"> but the design of compact and efficient planar inductors is challenging due to the missing possibility for interleaving, the fringing effect of the air gap, and the DC</w:t>
       </w:r>
       <w:r>
         <w:rPr>
@@ -8306,29 +8292,14 @@
           <w:vertAlign w:val="superscript"/>
           <w:lang w:val="en-US"/>
         </w:rPr>
-        <w:t>◦</w:t>
-      </w:r>
-      <w:r>
-        <w:rPr>
-          <w:rFonts w:ascii="Times New Roman" w:eastAsia="Cambria" w:hAnsi="Times New Roman" w:cs="Times New Roman"/>
-          <w:vertAlign w:val="superscript"/>
-          <w:lang w:val="en-US"/>
-        </w:rPr>
-        <w:t xml:space="preserve"> </w:t>
-      </w:r>
-      <w:r>
-        <w:rPr>
-          <w:rFonts w:ascii="Times New Roman" w:hAnsi="Times New Roman" w:cs="Times New Roman"/>
-          <w:lang w:val="en-US"/>
-        </w:rPr>
-        <w:t>out of phase. When leg 2 is pulled high, the current in leg 1 is also affected as shown in Fig. 2. For positive coupling, the falling slope is steepened while for negative coupling it is flattened. Operation in triangular current mode (TCM) enables zero voltage switching (ZVS) by increasing the phase current ripple to more than two times the average ph</w:t>
-      </w:r>
-      <w:r>
-        <w:rPr>
-          <w:rFonts w:ascii="Times New Roman" w:hAnsi="Times New Roman" w:cs="Times New Roman"/>
-          <w:lang w:val="en-US"/>
-        </w:rPr>
-        <w:t xml:space="preserve">ase current (Fig. 2) [8]. The low-side switch is kept on after the zero-crossing of the leg current for a short period of time such that the current becomes negative. Once the low-side switch is disabled, the inductor current charges/discharges the </w:t>
+        <w:t xml:space="preserve">◦ </w:t>
+      </w:r>
+      <w:r>
+        <w:rPr>
+          <w:rFonts w:ascii="Times New Roman" w:hAnsi="Times New Roman" w:cs="Times New Roman"/>
+          <w:lang w:val="en-US"/>
+        </w:rPr>
+        <w:t xml:space="preserve">out of phase. When leg 2 is pulled high, the current in leg 1 is also affected as shown in Fig. 2. For positive coupling, the falling slope is steepened while for negative coupling it is flattened. Operation in triangular current mode (TCM) enables zero voltage switching (ZVS) by increasing the phase current ripple to more than two times the average phase current (Fig. 2) [8]. The low-side switch is kept on after the zero-crossing of the leg current for a short period of time such that the current becomes negative. Once the low-side switch is disabled, the inductor current charges/discharges the </w:t>
       </w:r>
       <w:proofErr w:type="spellStart"/>
       <w:r>
@@ -16206,14 +16177,7 @@
           <w:rFonts w:ascii="Times New Roman" w:eastAsia="Cambria" w:hAnsi="Times New Roman" w:cs="Times New Roman"/>
           <w:lang w:val="en-US"/>
         </w:rPr>
-        <w:t>−</w:t>
-      </w:r>
-      <w:r>
-        <w:rPr>
-          <w:rFonts w:ascii="Times New Roman" w:eastAsia="Cambria" w:hAnsi="Times New Roman" w:cs="Times New Roman"/>
-          <w:lang w:val="en-US"/>
-        </w:rPr>
-        <w:t xml:space="preserve">1 ≤ </w:t>
+        <w:t xml:space="preserve">−1 ≤ </w:t>
       </w:r>
       <w:r>
         <w:rPr>
@@ -16715,14 +16679,7 @@
           <w:rFonts w:ascii="Times New Roman" w:eastAsia="Cambria" w:hAnsi="Times New Roman" w:cs="Times New Roman"/>
           <w:lang w:val="en-US"/>
         </w:rPr>
-        <w:t>−</w:t>
-      </w:r>
-      <w:r>
-        <w:rPr>
-          <w:rFonts w:ascii="Times New Roman" w:eastAsia="Cambria" w:hAnsi="Times New Roman" w:cs="Times New Roman"/>
-          <w:lang w:val="en-US"/>
-        </w:rPr>
-        <w:t xml:space="preserve"> </w:t>
+        <w:t xml:space="preserve">− </w:t>
       </w:r>
       <w:r>
         <w:rPr>
@@ -17608,21 +17565,7 @@
           <w:rFonts w:ascii="Times New Roman" w:hAnsi="Times New Roman" w:cs="Times New Roman"/>
           <w:lang w:val="en-US"/>
         </w:rPr>
-        <w:t xml:space="preserve"> geometries were originally constructed with two pieces such that there is only an air gap at the top. The third geometry (Fig. 4 (c)) is </w:t>
-      </w:r>
-      <w:r>
-        <w:rPr>
-          <w:rFonts w:ascii="Times New Roman" w:hAnsi="Times New Roman" w:cs="Times New Roman"/>
-          <w:lang w:val="en-US"/>
-        </w:rPr>
-        <w:t>basically an EE-Core but instead of one central gap, two gaps are used. Lastly, the vertical gap geometry (Fig. 4 (d)) proposed by [10] is investigated. The vertical air gap creates a fringing field in the middle of the windings. This partly compensates the internal proximity effect and draws current to the center, reducing losses. The main downside of this design is the significant external field on top and bottom of the inductor, making cooling difficult as no conductive material can be placed on top or b</w:t>
-      </w:r>
-      <w:r>
-        <w:rPr>
-          <w:rFonts w:ascii="Times New Roman" w:hAnsi="Times New Roman" w:cs="Times New Roman"/>
-          <w:lang w:val="en-US"/>
-        </w:rPr>
-        <w:t>ottom of the core.</w:t>
+        <w:t xml:space="preserve"> geometries were originally constructed with two pieces such that there is only an air gap at the top. The third geometry (Fig. 4 (c)) is basically an EE-Core but instead of one central gap, two gaps are used. Lastly, the vertical gap geometry (Fig. 4 (d)) proposed by [10] is investigated. The vertical air gap creates a fringing field in the middle of the windings. This partly compensates the internal proximity effect and draws current to the center, reducing losses. The main downside of this design is the significant external field on top and bottom of the inductor, making cooling difficult as no conductive material can be placed on top or bottom of the core.</w:t>
       </w:r>
     </w:p>
     <w:p>
@@ -18096,14 +18039,7 @@
           <w:lang w:val="en-US"/>
         </w:rPr>
         <w:lastRenderedPageBreak/>
-        <w:t>windings generate an opposing magnetomotive forc</w:t>
-      </w:r>
-      <w:r>
-        <w:rPr>
-          <w:rFonts w:ascii="Times New Roman" w:hAnsi="Times New Roman" w:cs="Times New Roman"/>
-          <w:lang w:val="en-US"/>
-        </w:rPr>
-        <w:t>e at DC, resulting in a low flux that circulates through the outer air gaps. For positive coupling, the two magnetomotive forces are driving a DC-flux in the same direction causing a large</w:t>
+        <w:t>windings generate an opposing magnetomotive force at DC, resulting in a low flux that circulates through the outer air gaps. For positive coupling, the two magnetomotive forces are driving a DC-flux in the same direction causing a large</w:t>
       </w:r>
     </w:p>
     <w:p>
@@ -20325,51 +20261,14 @@
         <w:t>. As the core-structures are neither planar nor axisymmetric, the designs were first transformed to a planar structure. All cross-sectional areas are kept the same and the depth of the design is determined by the length of the winding.</w:t>
       </w:r>
     </w:p>
-    <w:p>
-      <w:pPr>
-        <w:numPr>
-          <w:ilvl w:val="0"/>
-          <w:numId w:val="3"/>
-        </w:numPr>
-        <w:spacing w:after="1355"/>
-        <w:ind w:firstLine="399"/>
-        <w:rPr>
-          <w:rFonts w:ascii="Times New Roman" w:hAnsi="Times New Roman" w:cs="Times New Roman"/>
-          <w:lang w:val="en-US"/>
-        </w:rPr>
-      </w:pPr>
-      <w:r>
-        <w:rPr>
-          <w:rFonts w:ascii="Times New Roman" w:hAnsi="Times New Roman" w:cs="Times New Roman"/>
-          <w:i/>
-          <w:lang w:val="en-US"/>
-        </w:rPr>
-        <w:t xml:space="preserve">Split air gap and optimized windings: </w:t>
-      </w:r>
-      <w:r>
-        <w:rPr>
-          <w:rFonts w:ascii="Times New Roman" w:hAnsi="Times New Roman" w:cs="Times New Roman"/>
-          <w:lang w:val="en-US"/>
-        </w:rPr>
-        <w:t xml:space="preserve">The external proximity effect caused by the air gap plays an important role </w:t>
-      </w:r>
-      <w:r>
-        <w:rPr>
-          <w:rFonts w:ascii="Times New Roman" w:hAnsi="Times New Roman" w:cs="Times New Roman"/>
-          <w:lang w:val="en-US"/>
-        </w:rPr>
-        <w:t>for the current distribution and consequently the losses of this high-frequency inductor. The field-strength at the top of the</w:t>
-      </w:r>
-    </w:p>
     <w:tbl>
       <w:tblPr>
         <w:tblStyle w:val="TableGrid"/>
+        <w:tblpPr w:leftFromText="141" w:rightFromText="141" w:vertAnchor="text" w:horzAnchor="margin" w:tblpXSpec="right" w:tblpY="-10162"/>
         <w:tblW w:w="5021" w:type="dxa"/>
         <w:tblInd w:w="0" w:type="dxa"/>
         <w:tblCellMar>
           <w:top w:w="57" w:type="dxa"/>
-          <w:left w:w="0" w:type="dxa"/>
-          <w:bottom w:w="0" w:type="dxa"/>
           <w:right w:w="115" w:type="dxa"/>
         </w:tblCellMar>
         <w:tblLook w:val="04A0" w:firstRow="1" w:lastRow="0" w:firstColumn="1" w:lastColumn="0" w:noHBand="0" w:noVBand="1"/>
@@ -20694,6 +20593,42 @@
         </w:tc>
       </w:tr>
     </w:tbl>
+    <w:p>
+      <w:pPr>
+        <w:numPr>
+          <w:ilvl w:val="0"/>
+          <w:numId w:val="3"/>
+        </w:numPr>
+        <w:spacing w:after="1355"/>
+        <w:ind w:firstLine="399"/>
+        <w:rPr>
+          <w:rFonts w:ascii="Times New Roman" w:hAnsi="Times New Roman" w:cs="Times New Roman"/>
+          <w:lang w:val="en-US"/>
+        </w:rPr>
+      </w:pPr>
+      <w:r>
+        <w:rPr>
+          <w:rFonts w:ascii="Times New Roman" w:hAnsi="Times New Roman" w:cs="Times New Roman"/>
+          <w:i/>
+          <w:lang w:val="en-US"/>
+        </w:rPr>
+        <w:t xml:space="preserve">Split air gap and optimized windings: </w:t>
+      </w:r>
+      <w:r>
+        <w:rPr>
+          <w:rFonts w:ascii="Times New Roman" w:hAnsi="Times New Roman" w:cs="Times New Roman"/>
+          <w:lang w:val="en-US"/>
+        </w:rPr>
+        <w:t xml:space="preserve">The external proximity effect caused by the air gap plays an important role </w:t>
+      </w:r>
+      <w:r>
+        <w:rPr>
+          <w:rFonts w:ascii="Times New Roman" w:hAnsi="Times New Roman" w:cs="Times New Roman"/>
+          <w:lang w:val="en-US"/>
+        </w:rPr>
+        <w:t>for the current distribution and consequently the losses of this high-frequency inductor. The field-strength at the top of the</w:t>
+      </w:r>
+    </w:p>
     <w:p>
       <w:pPr>
         <w:spacing w:after="201" w:line="259" w:lineRule="auto"/>
@@ -24852,15 +24787,7 @@
           <w:rFonts w:ascii="Times New Roman" w:hAnsi="Times New Roman" w:cs="Times New Roman"/>
           <w:lang w:val="en-US"/>
         </w:rPr>
-        <w:t xml:space="preserve"> large and almost zero at the bottom. As a result, the AC current is only flowing in the top layers. By centering the pillar vertically in the window such that there is an equal air gap on the top and on the bottom, the field-strength is distributed </w:t>
-      </w:r>
-      <w:r>
-        <w:rPr>
-          <w:rFonts w:ascii="Times New Roman" w:hAnsi="Times New Roman" w:cs="Times New Roman"/>
-          <w:lang w:val="en-US"/>
-        </w:rPr>
-        <w:lastRenderedPageBreak/>
-        <w:t xml:space="preserve">much more uniformly and current flows in the top and bottom layers. This results in a </w:t>
+        <w:t xml:space="preserve"> large and almost zero at the bottom. As a result, the AC current is only flowing in the top layers. By centering the pillar vertically in the window such that there is an equal air gap on the top and on the bottom, the field-strength is distributed much more uniformly and current flows in the top and bottom layers. This results in a </w:t>
       </w:r>
       <w:r>
         <w:rPr>
@@ -24895,6 +24822,7 @@
           <w:i/>
           <w:lang w:val="en-US"/>
         </w:rPr>
+        <w:lastRenderedPageBreak/>
         <w:t xml:space="preserve">Comparison of Core Structures: </w:t>
       </w:r>
       <w:r>
@@ -25426,8 +25354,6 @@
         <w:tblInd w:w="0" w:type="dxa"/>
         <w:tblCellMar>
           <w:top w:w="57" w:type="dxa"/>
-          <w:left w:w="0" w:type="dxa"/>
-          <w:bottom w:w="0" w:type="dxa"/>
           <w:right w:w="115" w:type="dxa"/>
         </w:tblCellMar>
         <w:tblLook w:val="04A0" w:firstRow="1" w:lastRow="0" w:firstColumn="1" w:lastColumn="0" w:noHBand="0" w:noVBand="1"/>
@@ -27983,14 +27909,7 @@
           <w:rFonts w:ascii="Times New Roman" w:hAnsi="Times New Roman" w:cs="Times New Roman"/>
           <w:lang w:val="en-US"/>
         </w:rPr>
-        <w:t xml:space="preserve"> layout which uses the first inner layer as a return path [12]. In contrast to other designs, the large onboard capacitance allows the converter to operat</w:t>
-      </w:r>
-      <w:r>
-        <w:rPr>
-          <w:rFonts w:ascii="Times New Roman" w:hAnsi="Times New Roman" w:cs="Times New Roman"/>
-          <w:lang w:val="en-US"/>
-        </w:rPr>
-        <w:t>e without any additional off-board capacitance.</w:t>
+        <w:t xml:space="preserve"> layout which uses the first inner layer as a return path [12]. In contrast to other designs, the large onboard capacitance allows the converter to operate without any additional off-board capacitance.</w:t>
       </w:r>
     </w:p>
     <w:p>
@@ -28049,14 +27968,7 @@
           <w:rFonts w:ascii="Times New Roman" w:hAnsi="Times New Roman" w:cs="Times New Roman"/>
           <w:lang w:val="en-US"/>
         </w:rPr>
-        <w:t xml:space="preserve">putting it in the same range as comparable LLC designs [13], [14]. As expected, the efficiency </w:t>
-      </w:r>
-      <w:r>
-        <w:rPr>
-          <w:rFonts w:ascii="Times New Roman" w:hAnsi="Times New Roman" w:cs="Times New Roman"/>
-          <w:lang w:val="en-US"/>
-        </w:rPr>
-        <w:t>significantly drops for each frequency once a certain power is exceeded. This is caused by the operation in TCM: The leg</w:t>
+        <w:t>putting it in the same range as comparable LLC designs [13], [14]. As expected, the efficiency significantly drops for each frequency once a certain power is exceeded. This is caused by the operation in TCM: The leg</w:t>
       </w:r>
       <w:r>
         <w:rPr>
@@ -28070,7 +27982,14 @@
           <w:rFonts w:ascii="Times New Roman" w:hAnsi="Times New Roman" w:cs="Times New Roman"/>
           <w:lang w:val="en-US"/>
         </w:rPr>
-        <w:t>current ripple is proportional to the switching frequency and to achieve soft-switching, a certain negative current is required prior to the turn-off of the low-side switch. Otherwise, the</w:t>
+        <w:t xml:space="preserve">current ripple is proportional to the switching frequency and to </w:t>
+      </w:r>
+      <w:r>
+        <w:rPr>
+          <w:rFonts w:ascii="Times New Roman" w:hAnsi="Times New Roman" w:cs="Times New Roman"/>
+          <w:lang w:val="en-US"/>
+        </w:rPr>
+        <w:t>achieve soft-switching, a certain negative current is required prior to the turn-off of the low-side switch. Otherwise, the</w:t>
       </w:r>
     </w:p>
     <w:p>
@@ -28138,8 +28057,6 @@
         <w:tblInd w:w="306" w:type="dxa"/>
         <w:tblCellMar>
           <w:top w:w="56" w:type="dxa"/>
-          <w:left w:w="0" w:type="dxa"/>
-          <w:bottom w:w="0" w:type="dxa"/>
           <w:right w:w="115" w:type="dxa"/>
         </w:tblCellMar>
         <w:tblLook w:val="04A0" w:firstRow="1" w:lastRow="0" w:firstColumn="1" w:lastColumn="0" w:noHBand="0" w:noVBand="1"/>
@@ -36933,8 +36850,6 @@
         <w:tblInd w:w="1144" w:type="dxa"/>
         <w:tblCellMar>
           <w:top w:w="23" w:type="dxa"/>
-          <w:left w:w="0" w:type="dxa"/>
-          <w:bottom w:w="0" w:type="dxa"/>
           <w:right w:w="44" w:type="dxa"/>
         </w:tblCellMar>
         <w:tblLook w:val="04A0" w:firstRow="1" w:lastRow="0" w:firstColumn="1" w:lastColumn="0" w:noHBand="0" w:noVBand="1"/>
@@ -38407,14 +38322,7 @@
           <w:rFonts w:ascii="Times New Roman" w:hAnsi="Times New Roman" w:cs="Times New Roman"/>
           <w:lang w:val="en-US"/>
         </w:rPr>
-        <w:t>. Following the comparison of four different inductor geometries, the best design was implemen</w:t>
-      </w:r>
-      <w:r>
-        <w:rPr>
-          <w:rFonts w:ascii="Times New Roman" w:hAnsi="Times New Roman" w:cs="Times New Roman"/>
-          <w:lang w:val="en-US"/>
-        </w:rPr>
-        <w:t xml:space="preserve">ted in an experimental prototype which achieves a power density of </w:t>
+        <w:t xml:space="preserve">. Following the comparison of four different inductor geometries, the best design was implemented in an experimental prototype which achieves a power density of </w:t>
       </w:r>
       <w:r>
         <w:rPr>
@@ -38511,8 +38419,15 @@
           <w:rFonts w:ascii="Times New Roman" w:hAnsi="Times New Roman" w:cs="Times New Roman"/>
           <w:lang w:val="en-US"/>
         </w:rPr>
+        <w:t xml:space="preserve">The final paper will add a more detailed analysis of the losses, comparing the different sources of losses in simulation with measurements from the prototype. More detailed </w:t>
+      </w:r>
+      <w:r>
+        <w:rPr>
+          <w:rFonts w:ascii="Times New Roman" w:hAnsi="Times New Roman" w:cs="Times New Roman"/>
+          <w:lang w:val="en-US"/>
+        </w:rPr>
         <w:lastRenderedPageBreak/>
-        <w:t>The final paper will add a more detailed analysis of the losses, comparing the different sources of losses in simulation with measurements from the prototype. More detailed measurements will also be presented, showing efficiency for a fixed conversion ratio instead of fixed duty cycle as well as efficiency in boost-mode.</w:t>
+        <w:t>measurements will also be presented, showing efficiency for a fixed conversion ratio instead of fixed duty cycle as well as efficiency in boost-mode.</w:t>
       </w:r>
     </w:p>
     <w:p>
@@ -38625,14 +38540,12 @@
         <w:ind w:hanging="365"/>
         <w:rPr>
           <w:rFonts w:ascii="Times New Roman" w:hAnsi="Times New Roman" w:cs="Times New Roman"/>
-          <w:lang w:val="en-US"/>
         </w:rPr>
       </w:pPr>
       <w:r>
         <w:rPr>
           <w:rFonts w:ascii="Times New Roman" w:hAnsi="Times New Roman" w:cs="Times New Roman"/>
           <w:sz w:val="16"/>
-          <w:lang w:val="en-US"/>
         </w:rPr>
         <w:t>N.</w:t>
       </w:r>
@@ -38640,7 +38553,6 @@
         <w:rPr>
           <w:rFonts w:ascii="Times New Roman" w:hAnsi="Times New Roman" w:cs="Times New Roman"/>
           <w:sz w:val="16"/>
-          <w:lang w:val="en-US"/>
         </w:rPr>
         <w:tab/>
         <w:t>Weitz,</w:t>
@@ -38649,7 +38561,6 @@
         <w:rPr>
           <w:rFonts w:ascii="Times New Roman" w:hAnsi="Times New Roman" w:cs="Times New Roman"/>
           <w:sz w:val="16"/>
-          <w:lang w:val="en-US"/>
         </w:rPr>
         <w:tab/>
         <w:t>S.</w:t>
@@ -38658,7 +38569,6 @@
         <w:rPr>
           <w:rFonts w:ascii="Times New Roman" w:hAnsi="Times New Roman" w:cs="Times New Roman"/>
           <w:sz w:val="16"/>
-          <w:lang w:val="en-US"/>
         </w:rPr>
         <w:tab/>
         <w:t>Ehrlich,</w:t>
@@ -38667,7 +38577,6 @@
         <w:rPr>
           <w:rFonts w:ascii="Times New Roman" w:hAnsi="Times New Roman" w:cs="Times New Roman"/>
           <w:sz w:val="16"/>
-          <w:lang w:val="en-US"/>
         </w:rPr>
         <w:tab/>
         <w:t>P.</w:t>
@@ -38676,33 +38585,14 @@
         <w:rPr>
           <w:rFonts w:ascii="Times New Roman" w:hAnsi="Times New Roman" w:cs="Times New Roman"/>
           <w:sz w:val="16"/>
-          <w:lang w:val="en-US"/>
         </w:rPr>
         <w:tab/>
-      </w:r>
-      <w:proofErr w:type="spellStart"/>
+        <w:t>Freundl,</w:t>
+      </w:r>
       <w:r>
         <w:rPr>
           <w:rFonts w:ascii="Times New Roman" w:hAnsi="Times New Roman" w:cs="Times New Roman"/>
           <w:sz w:val="16"/>
-          <w:lang w:val="en-US"/>
-        </w:rPr>
-        <w:t>Freundl</w:t>
-      </w:r>
-      <w:proofErr w:type="spellEnd"/>
-      <w:r>
-        <w:rPr>
-          <w:rFonts w:ascii="Times New Roman" w:hAnsi="Times New Roman" w:cs="Times New Roman"/>
-          <w:sz w:val="16"/>
-          <w:lang w:val="en-US"/>
-        </w:rPr>
-        <w:t>,</w:t>
-      </w:r>
-      <w:r>
-        <w:rPr>
-          <w:rFonts w:ascii="Times New Roman" w:hAnsi="Times New Roman" w:cs="Times New Roman"/>
-          <w:sz w:val="16"/>
-          <w:lang w:val="en-US"/>
         </w:rPr>
         <w:tab/>
         <w:t>J.</w:t>
@@ -38711,7 +38601,6 @@
         <w:rPr>
           <w:rFonts w:ascii="Times New Roman" w:hAnsi="Times New Roman" w:cs="Times New Roman"/>
           <w:sz w:val="16"/>
-          <w:lang w:val="en-US"/>
         </w:rPr>
         <w:tab/>
       </w:r>
@@ -38721,7 +38610,6 @@
         <w:rPr>
           <w:rFonts w:ascii="Times New Roman" w:hAnsi="Times New Roman" w:cs="Times New Roman"/>
           <w:sz w:val="16"/>
-          <w:lang w:val="en-US"/>
         </w:rPr>
         <w:t>Schultzke</w:t>
       </w:r>
@@ -38730,7 +38618,6 @@
         <w:rPr>
           <w:rFonts w:ascii="Times New Roman" w:hAnsi="Times New Roman" w:cs="Times New Roman"/>
           <w:sz w:val="16"/>
-          <w:lang w:val="en-US"/>
         </w:rPr>
         <w:t>,¨</w:t>
       </w:r>
@@ -38739,7 +38626,6 @@
         <w:rPr>
           <w:rFonts w:ascii="Times New Roman" w:hAnsi="Times New Roman" w:cs="Times New Roman"/>
           <w:sz w:val="16"/>
-          <w:lang w:val="en-US"/>
         </w:rPr>
         <w:tab/>
         <w:t>and</w:t>
@@ -38748,7 +38634,6 @@
         <w:rPr>
           <w:rFonts w:ascii="Times New Roman" w:hAnsi="Times New Roman" w:cs="Times New Roman"/>
           <w:sz w:val="16"/>
-          <w:lang w:val="en-US"/>
         </w:rPr>
         <w:tab/>
         <w:t>M.</w:t>
@@ -38757,7 +38642,6 @@
         <w:rPr>
           <w:rFonts w:ascii="Times New Roman" w:hAnsi="Times New Roman" w:cs="Times New Roman"/>
           <w:sz w:val="16"/>
-          <w:lang w:val="en-US"/>
         </w:rPr>
         <w:tab/>
       </w:r>
@@ -38766,7 +38650,6 @@
         <w:rPr>
           <w:rFonts w:ascii="Times New Roman" w:hAnsi="Times New Roman" w:cs="Times New Roman"/>
           <w:sz w:val="16"/>
-          <w:lang w:val="en-US"/>
         </w:rPr>
         <w:t>Marz,¨</w:t>
       </w:r>
@@ -39166,14 +39049,12 @@
         <w:ind w:hanging="365"/>
         <w:rPr>
           <w:rFonts w:ascii="Times New Roman" w:hAnsi="Times New Roman" w:cs="Times New Roman"/>
-          <w:lang w:val="en-US"/>
         </w:rPr>
       </w:pPr>
       <w:r>
         <w:rPr>
           <w:rFonts w:ascii="Times New Roman" w:hAnsi="Times New Roman" w:cs="Times New Roman"/>
           <w:sz w:val="16"/>
-          <w:lang w:val="en-US"/>
         </w:rPr>
         <w:t>S.</w:t>
       </w:r>
@@ -39181,7 +39062,6 @@
         <w:rPr>
           <w:rFonts w:ascii="Times New Roman" w:hAnsi="Times New Roman" w:cs="Times New Roman"/>
           <w:sz w:val="16"/>
-          <w:lang w:val="en-US"/>
         </w:rPr>
         <w:tab/>
         <w:t>Wang,</w:t>
@@ -39190,7 +39070,6 @@
         <w:rPr>
           <w:rFonts w:ascii="Times New Roman" w:hAnsi="Times New Roman" w:cs="Times New Roman"/>
           <w:sz w:val="16"/>
-          <w:lang w:val="en-US"/>
         </w:rPr>
         <w:tab/>
         <w:t>P.</w:t>
@@ -39199,7 +39078,6 @@
         <w:rPr>
           <w:rFonts w:ascii="Times New Roman" w:hAnsi="Times New Roman" w:cs="Times New Roman"/>
           <w:sz w:val="16"/>
-          <w:lang w:val="en-US"/>
         </w:rPr>
         <w:tab/>
         <w:t>H.</w:t>
@@ -39208,7 +39086,6 @@
         <w:rPr>
           <w:rFonts w:ascii="Times New Roman" w:hAnsi="Times New Roman" w:cs="Times New Roman"/>
           <w:sz w:val="16"/>
-          <w:lang w:val="en-US"/>
         </w:rPr>
         <w:tab/>
         <w:t>Pham,</w:t>
@@ -39217,7 +39094,6 @@
         <w:rPr>
           <w:rFonts w:ascii="Times New Roman" w:hAnsi="Times New Roman" w:cs="Times New Roman"/>
           <w:sz w:val="16"/>
-          <w:lang w:val="en-US"/>
         </w:rPr>
         <w:tab/>
         <w:t>Q.</w:t>
@@ -39226,7 +39102,6 @@
         <w:rPr>
           <w:rFonts w:ascii="Times New Roman" w:hAnsi="Times New Roman" w:cs="Times New Roman"/>
           <w:sz w:val="16"/>
-          <w:lang w:val="en-US"/>
         </w:rPr>
         <w:tab/>
         <w:t>Li,</w:t>
@@ -39235,7 +39110,6 @@
         <w:rPr>
           <w:rFonts w:ascii="Times New Roman" w:hAnsi="Times New Roman" w:cs="Times New Roman"/>
           <w:sz w:val="16"/>
-          <w:lang w:val="en-US"/>
         </w:rPr>
         <w:tab/>
         <w:t>A.</w:t>
@@ -39244,7 +39118,6 @@
         <w:rPr>
           <w:rFonts w:ascii="Times New Roman" w:hAnsi="Times New Roman" w:cs="Times New Roman"/>
           <w:sz w:val="16"/>
-          <w:lang w:val="en-US"/>
         </w:rPr>
         <w:tab/>
         <w:t>Nabih,</w:t>
@@ -39253,7 +39126,6 @@
         <w:rPr>
           <w:rFonts w:ascii="Times New Roman" w:hAnsi="Times New Roman" w:cs="Times New Roman"/>
           <w:sz w:val="16"/>
-          <w:lang w:val="en-US"/>
         </w:rPr>
         <w:tab/>
         <w:t>and</w:t>
@@ -39262,7 +39134,6 @@
         <w:rPr>
           <w:rFonts w:ascii="Times New Roman" w:hAnsi="Times New Roman" w:cs="Times New Roman"/>
           <w:sz w:val="16"/>
-          <w:lang w:val="en-US"/>
         </w:rPr>
         <w:tab/>
         <w:t>P.</w:t>
@@ -39271,7 +39142,6 @@
         <w:rPr>
           <w:rFonts w:ascii="Times New Roman" w:hAnsi="Times New Roman" w:cs="Times New Roman"/>
           <w:sz w:val="16"/>
-          <w:lang w:val="en-US"/>
         </w:rPr>
         <w:tab/>
         <w:t>R.</w:t>
@@ -39280,7 +39150,6 @@
         <w:rPr>
           <w:rFonts w:ascii="Times New Roman" w:hAnsi="Times New Roman" w:cs="Times New Roman"/>
           <w:sz w:val="16"/>
-          <w:lang w:val="en-US"/>
         </w:rPr>
         <w:tab/>
         <w:t>Prakash,</w:t>
@@ -39424,16 +39293,30 @@
         <w:ind w:hanging="365"/>
         <w:rPr>
           <w:rFonts w:ascii="Times New Roman" w:hAnsi="Times New Roman" w:cs="Times New Roman"/>
-          <w:lang w:val="en-US"/>
         </w:rPr>
       </w:pPr>
       <w:r>
         <w:rPr>
           <w:rFonts w:ascii="Times New Roman" w:hAnsi="Times New Roman" w:cs="Times New Roman"/>
           <w:sz w:val="16"/>
-          <w:lang w:val="en-US"/>
-        </w:rPr>
-        <w:t>M. Haider, J. A. Anderson, N. Nain, G. Zulauf, J. W. Kolar,</w:t>
+        </w:rPr>
+        <w:t xml:space="preserve">M. Haider, J. A. Anderson, N. </w:t>
+      </w:r>
+      <w:proofErr w:type="spellStart"/>
+      <w:r>
+        <w:rPr>
+          <w:rFonts w:ascii="Times New Roman" w:hAnsi="Times New Roman" w:cs="Times New Roman"/>
+          <w:sz w:val="16"/>
+        </w:rPr>
+        <w:t>Nain</w:t>
+      </w:r>
+      <w:proofErr w:type="spellEnd"/>
+      <w:r>
+        <w:rPr>
+          <w:rFonts w:ascii="Times New Roman" w:hAnsi="Times New Roman" w:cs="Times New Roman"/>
+          <w:sz w:val="16"/>
+        </w:rPr>
+        <w:t>, G. Zulauf, J. W. Kolar,</w:t>
       </w:r>
     </w:p>
     <w:p>
@@ -39622,7 +39505,15 @@
           <w:sz w:val="16"/>
           <w:lang w:val="en-US"/>
         </w:rPr>
-        <w:t xml:space="preserve">, vol. 29, no. 4, pp. 2008–2015, Apr. 2014. </w:t>
+        <w:t xml:space="preserve">, vol. 29, </w:t>
+      </w:r>
+      <w:r>
+        <w:rPr>
+          <w:rFonts w:ascii="Times New Roman" w:hAnsi="Times New Roman" w:cs="Times New Roman"/>
+          <w:sz w:val="16"/>
+          <w:lang w:val="en-US"/>
+        </w:rPr>
+        <w:t xml:space="preserve">no. 4, pp. 2008–2015, Apr. 2014. </w:t>
       </w:r>
       <w:proofErr w:type="spellStart"/>
       <w:r>
@@ -41324,6 +41215,25 @@
       </w:tblCellMar>
     </w:tblPr>
   </w:style>
+  <w:style w:type="paragraph" w:styleId="Beschriftung">
+    <w:name w:val="caption"/>
+    <w:basedOn w:val="Standard"/>
+    <w:next w:val="Standard"/>
+    <w:uiPriority w:val="35"/>
+    <w:unhideWhenUsed/>
+    <w:qFormat/>
+    <w:rsid w:val="0060513E"/>
+    <w:pPr>
+      <w:spacing w:after="200" w:line="240" w:lineRule="auto"/>
+    </w:pPr>
+    <w:rPr>
+      <w:i/>
+      <w:iCs/>
+      <w:color w:val="0E2841" w:themeColor="text2"/>
+      <w:sz w:val="18"/>
+      <w:szCs w:val="18"/>
+    </w:rPr>
+  </w:style>
 </w:styles>
 </file>
 
